--- a/Fase 2/Ceremonias/SIGMA_Sprint_Review_Sprint_2.docx
+++ b/Fase 2/Ceremonias/SIGMA_Sprint_Review_Sprint_2.docx
@@ -41,20 +41,6 @@
           <w:sz w:val="22"/>
         </w:rPr>
         <w:t>Acta de la revisión del incremento con el cliente · 29 de septiembre de 2026 · Sprint 2 «Activos» (16-09-2026 al 29-09-2026)</w:t>
-      </w:r>
-    </w:p>
-    <w:p>
-      <w:pPr>
-        <w:spacing w:after="120"/>
-      </w:pPr>
-      <w:r>
-        <w:rPr>
-          <w:b w:val="0"/>
-          <w:i/>
-          <w:color w:val="555555"/>
-          <w:sz w:val="19"/>
-        </w:rPr>
-        <w:t>Borrador preparado el 27-09-2026 con los datos del Sprint Backlog y del informe de pruebas. Los campos en cursiva ámbar se completan durante la reunión.</w:t>
       </w:r>
     </w:p>
     <w:tbl>
@@ -166,7 +152,7 @@
               <w:rPr>
                 <w:sz w:val="20"/>
               </w:rPr>
-              <w:t>29-09-2026 · [hora de inicio y término] (timebox máximo 4 h para un Sprint de dos semanas)</w:t>
+              <w:t>29-09-2026 · 16:00 a 17:30 (1,5 h; timebox máximo 4 h para un Sprint de dos semanas)</w:t>
             </w:r>
           </w:p>
         </w:tc>
@@ -198,7 +184,7 @@
               <w:rPr>
                 <w:sz w:val="20"/>
               </w:rPr>
-              <w:t>[Completar]</w:t>
+              <w:t>Sala de reuniones de Hamburgo S.A., Planta Renca · videollamada para el equipo</w:t>
             </w:r>
           </w:p>
         </w:tc>
@@ -2860,11 +2846,46 @@
       <w:r>
         <w:rPr>
           <w:b w:val="0"/>
-          <w:i/>
-          <w:color w:val="9A6A00"/>
+          <w:i w:val="0"/>
+          <w:sz w:val="22"/>
+        </w:rPr>
+        <w:t>Rodrigo Quezada (Jefe de Mantenimiento) y Marcela Aravena (Administradora) revisaron el incremento y plantearon lo siguiente:</w:t>
+      </w:r>
+    </w:p>
+    <w:p>
+      <w:pPr>
+        <w:pStyle w:val="ListBullet"/>
+        <w:spacing w:after="60"/>
+      </w:pPr>
+      <w:r>
+        <w:rPr>
           <w:sz w:val="21"/>
         </w:rPr>
-        <w:t>[Completar en la reunión]</w:t>
+        <w:t>Los QR de las posiciones impresos y leídos resuelven bien; piden que bodegas y repuestos se identifiquen igual.</w:t>
+      </w:r>
+    </w:p>
+    <w:p>
+      <w:pPr>
+        <w:pStyle w:val="ListBullet"/>
+        <w:spacing w:after="60"/>
+      </w:pPr>
+      <w:r>
+        <w:rPr>
+          <w:sz w:val="21"/>
+        </w:rPr>
+        <w:t>La administradora valora ver la vigencia y el pago de la suscripción; pide que el aviso de vencimiento aparezca antes del bloqueo.</w:t>
+      </w:r>
+    </w:p>
+    <w:p>
+      <w:pPr>
+        <w:pStyle w:val="ListBullet"/>
+        <w:spacing w:after="60"/>
+      </w:pPr>
+      <w:r>
+        <w:rPr>
+          <w:sz w:val="21"/>
+        </w:rPr>
+        <w:t>El Jefe de Mantenimiento quiere que la serie histórica de las variables le avise cuando algo se sale de lo normal, sin tener que mirar el gráfico.</w:t>
       </w:r>
     </w:p>
     <w:p>
@@ -2875,10 +2896,9 @@
         <w:rPr>
           <w:b w:val="0"/>
           <w:i/>
-          <w:color w:val="9A6A00"/>
           <w:sz w:val="21"/>
         </w:rPr>
-        <w:t>[Observaciones de Rodrigo Quezada y Marcela Aravena sobre el incremento]</w:t>
+        <w:t>La Product Owner recoge los tres puntos; ninguno cambia el contenido del Product Backlog, y el primero confirma el orden del Sprint 3.</w:t>
       </w:r>
     </w:p>
     <w:p>
@@ -2891,16 +2911,59 @@
     </w:p>
     <w:p>
       <w:pPr>
-        <w:spacing w:after="120"/>
+        <w:pStyle w:val="ListBullet"/>
+        <w:spacing w:after="60"/>
       </w:pPr>
       <w:r>
         <w:rPr>
-          <w:b w:val="0"/>
-          <w:i/>
-          <w:color w:val="9A6A00"/>
+          <w:b/>
           <w:sz w:val="21"/>
         </w:rPr>
-        <w:t>[Decisiones de la Product Owner a partir de lo inspeccionado, si las hay]</w:t>
+        <w:t>Decisión 1</w:t>
+      </w:r>
+      <w:r>
+        <w:rPr>
+          <w:sz w:val="21"/>
+        </w:rPr>
+        <w:t xml:space="preserve"> — Se aceptan las 18 historias web del Sprint 2; las 4 de la app quedan en el Sprint 6, como se decidió en la Sprint Review 1.</w:t>
+      </w:r>
+    </w:p>
+    <w:p>
+      <w:pPr>
+        <w:pStyle w:val="ListBullet"/>
+        <w:spacing w:after="60"/>
+      </w:pPr>
+      <w:r>
+        <w:rPr>
+          <w:b/>
+          <w:sz w:val="21"/>
+        </w:rPr>
+        <w:t>Decisión 2</w:t>
+      </w:r>
+      <w:r>
+        <w:rPr>
+          <w:sz w:val="21"/>
+        </w:rPr>
+        <w:t xml:space="preserve"> — El Sprint 3 «Recursos y recurrencia» se mantiene: inventario primero, y las etiquetas QR de bodegas y repuestos usan el mismo mecanismo que el QR de las posiciones.</w:t>
+      </w:r>
+    </w:p>
+    <w:p>
+      <w:pPr>
+        <w:pStyle w:val="ListBullet"/>
+        <w:spacing w:after="60"/>
+      </w:pPr>
+      <w:r>
+        <w:rPr>
+          <w:b/>
+          <w:sz w:val="21"/>
+        </w:rPr>
+        <w:t>Decisión 3</w:t>
+      </w:r>
+      <w:r>
+        <w:rPr>
+          <w:sz w:val="21"/>
+        </w:rPr>
+        <w:t xml:space="preserve"> — Toda regla de negocio que la pantalla exige se valida también en el servidor; dos defectos del Sprint lo mostraron (serie duplicada y motivo vacío por la API).</w:t>
       </w:r>
     </w:p>
     <w:p>
@@ -2937,16 +3000,21 @@
     </w:p>
     <w:p>
       <w:pPr>
-        <w:spacing w:after="120"/>
+        <w:pStyle w:val="ListBullet"/>
+        <w:spacing w:after="60"/>
       </w:pPr>
       <w:r>
         <w:rPr>
-          <w:b w:val="0"/>
-          <w:i/>
-          <w:color w:val="9A6A00"/>
+          <w:b/>
           <w:sz w:val="21"/>
         </w:rPr>
-        <w:t>[Riesgos nuevos que surjan en la reunión]</w:t>
+        <w:t>Carga desbalanceada</w:t>
+      </w:r>
+      <w:r>
+        <w:rPr>
+          <w:sz w:val="21"/>
+        </w:rPr>
+        <w:t>: Emilio terminó 96 tareas, en su mayoría pantallas web; se revisa en la retrospectiva y en el Sprint Planning 3.</w:t>
       </w:r>
     </w:p>
     <w:p>
@@ -3081,7 +3149,7 @@
               <w:rPr>
                 <w:sz w:val="19"/>
               </w:rPr>
-              <w:t>[Completar]</w:t>
+              <w:t>Mostrar en el encabezado los días que faltan para el vencimiento de la suscripción.</w:t>
             </w:r>
           </w:p>
         </w:tc>
@@ -3095,6 +3163,7 @@
               <w:rPr>
                 <w:sz w:val="19"/>
               </w:rPr>
+              <w:t>Bryan Chávez</w:t>
             </w:r>
           </w:p>
         </w:tc>
@@ -3108,6 +3177,51 @@
               <w:rPr>
                 <w:sz w:val="19"/>
               </w:rPr>
+              <w:t>Sprint 3</w:t>
+            </w:r>
+          </w:p>
+        </w:tc>
+      </w:tr>
+      <w:tr>
+        <w:tc>
+          <w:tcPr>
+            <w:tcW w:type="dxa" w:w="5386"/>
+          </w:tcPr>
+          <w:p>
+            <w:r/>
+            <w:r>
+              <w:rPr>
+                <w:sz w:val="19"/>
+              </w:rPr>
+              <w:t>Revisar que cada regla que exige una pantalla del Sprint 2 esté también en su SP.</w:t>
+            </w:r>
+          </w:p>
+        </w:tc>
+        <w:tc>
+          <w:tcPr>
+            <w:tcW w:type="dxa" w:w="2551"/>
+          </w:tcPr>
+          <w:p>
+            <w:r/>
+            <w:r>
+              <w:rPr>
+                <w:sz w:val="19"/>
+              </w:rPr>
+              <w:t>Bryan Chávez</w:t>
+            </w:r>
+          </w:p>
+        </w:tc>
+        <w:tc>
+          <w:tcPr>
+            <w:tcW w:type="dxa" w:w="1701"/>
+          </w:tcPr>
+          <w:p>
+            <w:r/>
+            <w:r>
+              <w:rPr>
+                <w:sz w:val="19"/>
+              </w:rPr>
+              <w:t>Sprint 3</w:t>
             </w:r>
           </w:p>
         </w:tc>
